--- a/C'est cadeau !.docx
+++ b/C'est cadeau !.docx
@@ -905,7 +905,7 @@
         <w:spacing w:after="0" w:before="0"/>
       </w:pPr>
       <w:r>
-        <w:t>5. Chaque joueur vérifie en privé sa collection par rapport à sa carte. Si elle satisfait une condition de défaite ou, en mode Objectif secret, une condition de victoire, les trois jetons retournent au grand sac et trois nouveaux sont piochés. La carte secrète et ses conditions ne sont jamais révélées pendant la mise en place.</w:t>
+        <w:t>5. Chaque joueur consulte sa propre carte en privé et vérifie si sa collection de départ satisfait une condition de défaite ou, en mode Objectif secret, une condition de victoire. Le moteur peut évaluer cette condition en interne, mais aucun autre joueur n’en est informé. Si une condition est satisfaite, les trois jetons sont remis dans le grand sac et trois nouveaux sont piochés. La carte secrète et ses conditions ne sont pas révélées publiquement pendant la mise en place ; la condition satisfaite sert uniquement à invalider la collection initiale et à recommencer le tirage.</w:t>
       </w:r>
     </w:p>
     <w:p>
@@ -963,7 +963,7 @@
         <w:spacing w:before="0" w:after="0"/>
       </w:pPr>
       <w:r>
-        <w:t>Le paquet final doit contenir assez de cartes pour tous les joueurs. Avant la mise en place, vérifier qu’il y a au moins trois jetons par joueur, que les cartes et paramètres sont valides et qu’une répartition complète de collections initiales valides est possible. Sinon, rejeter la configuration ; si la suite des tirages devient impossible, arrêter la tentative avec une erreur explicite plutôt que de boucler indéfiniment. Aucune carte n’est révélée et aucune victoire ni élimination n’est déclarée.</w:t>
+        <w:t>La conception prévoit deux exemplaires de chaque type de condition de défaite. Le paquet final devra contenir suffisamment de cartes pour le nombre de joueurs prévu. Avant la mise en place, vérifier que le stock contient au moins trois jetons par joueur, que les cartes et paramètres sont valides et qu’une attribution complète de collections initiales valides est possible. Si aucune attribution complète n’est possible, rejeter la configuration avec un diagnostic explicite. Si une tentative de tirage devient impossible pour un joueur restant, arrêter proprement cette tentative au lieu de boucler indéfiniment. Ces vérifications ne révèlent aucune carte et ne provoquent ni victoire ni élimination.</w:t>
       </w:r>
     </w:p>
     <w:p>
@@ -1064,7 +1064,7 @@
         <w:spacing w:after="0" w:before="0"/>
       </w:pPr>
       <w:r>
-        <w:t>2. Le jeton quitte le petit sac du donneur et rejoint le petit sac du destinataire.</w:t>
+        <w:t>2. Le jeton proposé, retiré du petit sac du donneur et conservé temporairement dans sa main depuis l’étape 4.1, quitte cet emplacement temporaire et rejoint le petit sac du destinataire.</w:t>
       </w:r>
     </w:p>
     <w:p>
@@ -1100,12 +1100,13 @@
         <w:spacing w:after="0" w:before="0"/>
       </w:pPr>
       <w:r>
-        <w:t>6. En mode Points et manches, l’élimination du destinataire est normalement attribuée au donneur et lui rapporte un point, sous réserve de l’exception terminale de l’étape 7, même si le donneur est lui-même éliminé au cours de la même action. Ce point récompense l’élimination du destinataire ; aucun point supplémentaire n’est accordé pour l’auto-élimination du donneur. Si l’action initiale élimine à elle seule tous les joueurs encore en jeu, aucun point ni bonus n’est accordé pour cette action. Si une succession en variante B élimine ensuite tous les joueurs au terme d’une chaîne successive, les points acquis avant la dernière élimination restent acquis ; la dernière élimination ne rapporte aucun point et aucun bonus de manche. Un point acquis lors de l’action initiale reste acquis si le donneur est éliminé plus tard lors d’un rejeu immédiat distinct.</w:t>
+        <w:t>6. En mode Points et manches, l’élimination du destinataire est normalement attribuée au donneur initial, même si le donneur est lui-même éliminé au cours de la même action. L’auto-élimination du donneur ne rapporte aucun point supplémentaire. L’étape 7 détermine une seule fois si le point peut être validé selon les exceptions terminales. Un point déjà validé lors d’une action initiale n’est pas annulé si le donneur est éliminé plus tard lors d’un rejeu immédiat distinct.</w:t>
       </w:r>
     </w:p>
     <w:p>
       <w:pPr>
         <w:keepNext w:val="0"/>
+        <w:keepLines/>
         <w:spacing w:after="0" w:before="0"/>
       </w:pPr>
       <w:r>
@@ -1146,7 +1147,7 @@
       <w:pPr>
         <w:pStyle w:val="Heading2"/>
         <w:keepNext w:val="0"/>
-        <w:pageBreakBefore w:val="0"/>
+        <w:pageBreakBefore/>
         <w:spacing w:before="0" w:after="0"/>
       </w:pPr>
       <w:r>
@@ -1168,7 +1169,7 @@
         <w:spacing w:after="0" w:before="0"/>
       </w:pPr>
       <w:r>
-        <w:t>2. Si le grand sac est vide, le refus est impossible : le destinataire doit accepter le cadeau. Le donneur garde alors le jeton proposé en main, le révèle et le transfère du petit sac du donneur vers celui du destinataire conformément à la procédure 4.2. Le jeton n’est pas remis dans le sac du donneur et aucune pioche de remplacement n’a lieu.</w:t>
+        <w:t>2. Si le grand sac est vide, le refus est impossible : le destinataire doit accepter le cadeau. Le donneur garde alors le jeton proposé en main, le révèle et le transfère de sa main vers le petit sac du destinataire conformément à la procédure 4.2. Le jeton n’est pas remis dans le sac du donneur et aucune pioche de remplacement n’a lieu.</w:t>
       </w:r>
     </w:p>
     <w:p>
@@ -1196,29 +1197,16 @@
         <w:spacing w:after="0" w:before="0"/>
       </w:pPr>
       <w:r>
-        <w:rPr/>
-        <w:t>5. Après cette pioche, en mode Objectif secret, le destinataire vérifie d’abord sa condition de victoire. S’il remplit cette condition, il révèle immédiatement toute sa carte secrète à tous les joueurs, gagne et la partie s’arrête sans vérification ni attribution ultérieure liée à cette action. Sinon, il vérifie sa condition de défaite. Si la pioche après refus élimine le destinataire, appliquer immédiatement la procédure d’élimination de la section 5, puis la règle de score du mode Points et manches avant de décider de la succession. Si le destinataire n’est ni éliminé ni gagnant, il devient le joueur actif en déroulement normal, sauf si une fin immédiate du mode s’applique.</w:t>
+        <w:t>5. Après cette pioche, en mode Objectif secret, le destinataire vérifie d’abord sa condition de victoire. S’il remplit cette condition, il révèle immédiatement toute sa carte secrète à tous les joueurs, gagne et la partie s’arrête sans vérification ni attribution ultérieure liée à cette action. Sinon, il vérifie sa condition de défaite. S’il est éliminé, il révèle toute sa carte secrète et remet au grand sac les jetons qui restent dans son petit sac. L’attribution des points, les contrôles de fin et le choix du joueur actif sont effectués ensuite à l’étape 6, une seule fois.</w:t>
       </w:r>
     </w:p>
     <w:p>
       <w:pPr>
         <w:keepNext w:val="0"/>
-        <w:spacing w:after="0" w:before="0"/>
+        <w:spacing w:before="0" w:after="0"/>
       </w:pPr>
       <w:r>
-        <w:t>6. Si la pioche après refus élimine le destinataire, appliquer immédiatement la procédure d’élimination de la section 5, puis la règle de score du mode Points et manches avant de décider de la succession. Si le destinataire n’est ni éliminé ni gagnant, il devient le joueur actif en déroulement normal, sauf si une fin immédiate du mode s’applique.</w:t>
-      </w:r>
-    </w:p>
-    <w:p>
-      <w:r/>
-    </w:p>
-    <w:p>
-      <w:pPr>
-        <w:keepNext w:val="0"/>
-        <w:spacing w:before="0" w:after="0"/>
-      </w:pPr>
-      <w:r>
-        <w:t>7. En mode Points et manches, si la pioche après refus élimine le destinataire, le donneur initial reçoit un point et son compteur de manche progresse, sauf si l’action initiale élimine à elle seule tous les joueurs encore en jeu : dans ce cas, la partie se termine par une égalité sans vainqueur et aucun point ni bonus n’est accordé pour cette action. Sinon, vérifier si le seuil d’éliminations de manche est atteint ; si oui, la manche s’arrête et son bonus est attribué. Si le seuil n’est pas atteint et qu’un seul joueur reste, le dernier survivant gagne la partie en mode A/B ou la manche et son bonus en mode C. Si aucune fin ne s’applique, déterminer la succession selon la variante choisie. En variante B, si une chaîne d’éliminations forcées élimine ensuite tous les joueurs, le point acquis pour la pioche après refus et les autres points antérieurs à la dernière élimination sont conservés ; la dernière élimination ne rapporte aucun point ni bonus de manche, et la partie se termine par une égalité sans vainqueur. En variante A, le donneur ne rejoue immédiatement que si la partie et la manche continuent. En mode C2, atteindre le seuil total de points n’interrompt pas la manche en cours.</w:t>
+        <w:t>6. Appliquer une seule fois les contrôles de fin, de score et de succession. Si l’action initiale élimine tous les joueurs, terminer par une égalité sans point ni bonus. Sinon, en mode C, attribuer au donneur le point dû pour l’élimination du destinataire, puis vérifier le seuil de manche et attribuer le bonus s’il est atteint. Si aucun seuil n’arrête la manche et qu’un seul joueur reste, il gagne en A/B ou remporte la manche et le bonus en C. En C2, le seuil total n’est contrôlé qu’en fin de manche. Si aucune fin ne s’applique, le destinataire devient actif sans élimination ; après une élimination, suivre la succession de la section 4.4. En variante B, la dernière élimination d’une chaîne terminale ne rapporte ni point ni bonus, mais les points antérieurs restent acquis. En variante A, le responsable ne rejoue que si la partie continue et qu’il est encore en jeu.</w:t>
       </w:r>
     </w:p>
     <w:p>
@@ -1271,6 +1259,7 @@
       <w:pPr>
         <w:pStyle w:val="ListBullet"/>
         <w:keepNext w:val="0"/>
+        <w:keepLines/>
         <w:spacing w:after="0" w:before="0"/>
       </w:pPr>
       <w:r>
@@ -1280,8 +1269,8 @@
     <w:p>
       <w:pPr>
         <w:pStyle w:val="Heading1"/>
-        <w:keepNext w:val="0"/>
-        <w:pageBreakBefore/>
+        <w:keepNext/>
+        <w:pageBreakBefore w:val="0"/>
         <w:spacing w:before="0" w:after="0"/>
       </w:pPr>
       <w:r>
@@ -1616,7 +1605,7 @@
         <w:spacing w:after="0" w:before="0"/>
       </w:pPr>
       <w:r>
-        <w:t>En cours de partie, la condition de victoire est contrôlée après un événement autorisé : cadeau accepté, pioche après refus ou tirage requis en variante A pour le responsable ou un successeur sans jeton. À la mise en place, si la collection satisfait cette condition, elle est invalide : les trois jetons retournent au grand sac et trois nouveaux sont piochés, sans révélation, victoire ni élimination. En cours de partie, si un événement autorisé satisfait l’objectif, le joueur révèle sa carte complète, gagne et la partie s’arrête.</w:t>
+        <w:t>En cours de partie, la condition de victoire est vérifiée uniquement après un événement autorisé par les règles : réception d’un cadeau accepté, pioche du grand sac après refus, pioche requise pour permettre au responsable de rejouer en variante A, ou pioche requise pour activer en variante A un successeur désigné dont le sac personnel est vide. Pendant la mise en place, si la collection remplit cette condition, elle est invalide : les trois jetons retournent au grand sac et trois nouveaux sont piochés ; la carte et ses conditions ne sont pas révélées, et cela ne provoque ni victoire ni élimination. Si la condition de victoire est remplie après un événement autorisé en cours de partie, le joueur révèle toute sa carte avant que la victoire soit déclarée et la partie arrêtée.</w:t>
       </w:r>
     </w:p>
     <w:p>
@@ -1645,7 +1634,7 @@
         <w:spacing w:before="0" w:after="0"/>
       </w:pPr>
       <w:r>
-        <w:t>Application de la révélation — cette règle vaut aussi bien lorsqu’une victoire secrète est remplie après réception d’un cadeau que lorsqu’elle l’est après une pioche dans le grand sac, y compris une pioche de rejeu en variante A : le joueur révèle immédiatement l’intégralité de sa carte secrète avant que la victoire soit déclarée et la partie arrêtée.</w:t>
+        <w:t>Application de la révélation — cette règle vaut après la réception d’un cadeau accepté, après une pioche consécutive à un refus, après la pioche requise pour le rejeu du responsable en variante A et après la pioche requise pour qu’un successeur désigné au sac personnel vide puisse agir en variante A : le joueur révèle immédiatement l’intégralité de sa carte secrète avant que la victoire soit déclarée et la partie arrêtée.</w:t>
       </w:r>
     </w:p>
     <w:p>
@@ -2162,8 +2151,8 @@
     <w:p>
       <w:pPr>
         <w:pStyle w:val="Heading1"/>
-        <w:keepNext w:val="0"/>
-        <w:pageBreakBefore/>
+        <w:keepNext/>
+        <w:pageBreakBefore w:val="0"/>
         <w:spacing w:before="0" w:after="0"/>
       </w:pPr>
       <w:r>
@@ -2663,7 +2652,7 @@
           </w:tcPr>
           <w:p>
             <w:r>
-              <w:t>Établie : trois jetons par joueur, vérification secrète, nouvelle pioche si la collection initiale déclenche une condition. La mise en place ne provoque jamais victoire ni élimination.</w:t>
+              <w:t>Établie : trois jetons par joueur ; le joueur consulte sa propre carte en privé et le moteur vérifie les conditions en interne ; une collection initiale invalide est repiochée par groupes de trois. Aucun autre joueur n’est informé et aucune carte ni condition n’est révélée publiquement. La mise en place ne provoque jamais victoire ni élimination.</w:t>
             </w:r>
           </w:p>
         </w:tc>
@@ -2767,7 +2756,7 @@
           </w:tcPr>
           <w:p>
             <w:r>
-              <w:t>Établi : en mode Objectif secret, elles sont vérifiées après réception d’un cadeau ou pioche dans le grand sac, jamais du seul fait du retrait par le donneur. Si la condition est remplie, le joueur révèle immédiatement toute sa carte secrète à tous les joueurs puis gagne.</w:t>
+              <w:t>Établi : en mode Objectif secret, la condition est évaluée comme déclencheur de victoire après réception d’un cadeau accepté, pioche après refus, pioche requise pour le rejeu du responsable en variante A, ou pioche requise pour activer un successeur désigné au sac vide en variante A. Elle n’est jamais déclenchée par le seul retrait d’un jeton par le donneur. Si elle est remplie à un événement autorisé en cours de partie, le joueur révèle immédiatement toute sa carte secrète puis gagne.</w:t>
             </w:r>
           </w:p>
         </w:tc>

--- a/C'est cadeau !.docx
+++ b/C'est cadeau !.docx
@@ -31,7 +31,7 @@
         <w:jc w:val="center"/>
       </w:pPr>
       <w:r>
-        <w:t>Version 66 — règles de succession et cas terminaux harmonisés</w:t>
+        <w:t>Version 67 — clarification des fins de succession B</w:t>
       </w:r>
     </w:p>
     <w:p>
@@ -40,6 +40,12 @@
     <w:p>
       <w:r>
         <w:t>Ce document consolide l’état actuel du projet en distinguant les règles établies, les variantes à tester, les paramètres à équilibrer et les éléments à concevoir. Les points opérationnels qui n’ont pas encore fait l’objet d’une décision explicite sont signalés dans la section 12 ; le document n’est donc pas présenté comme un règlement final entièrement fermé. Une option de test n’est jamais présentée comme une règle définitivement choisie.</w:t>
+      </w:r>
+    </w:p>
+    <w:p>
+      <w:pPr/>
+      <w:r>
+        <w:t>Mise à jour Version 67 — La priorité détaillée de la section 4.4 fait foi pour la succession B : après chaque élimination forcée, le seuil de manche puis la victoire du dernier survivant arrêtent la chaîne. Une égalité terminale reste possible si l’action initiale élimine tous les joueurs. Cette clarification retire le scénario contradictoire d’une chaîne B éliminant le dernier survivant.</w:t>
       </w:r>
     </w:p>
     <w:tbl>
@@ -475,7 +481,7 @@
         <w:ind w:left="216" w:firstLine="0"/>
       </w:pPr>
       <w:r>
-        <w:t>•  14. Contrôle de cohérence croisée — version 66</w:t>
+        <w:t>•  14. Contrôle de cohérence croisée — version 67</w:t>
       </w:r>
     </w:p>
     <w:p>
@@ -532,7 +538,7 @@
         <w:spacing w:before="0" w:after="0"/>
       </w:pPr>
       <w:r>
-        <w:t>Il n’est pas nécessaire de conserver l’identité du responsable une fois que l’action initiale et la succession qu’elle déclenche sont entièrement résolues et que les points ont été définitivement validés. En revanche, pendant une chaîne d’éliminations forcées en variante B, il faut conserver temporairement l’identité du joueur dont l’action initiale a déclenché la chaîne, car les éliminations forcées des successeurs sans jeton lui sont attribuées en mode Points et manches. Le score total et le compteur personnel d’éliminations d’adversaires de la manche restent deux suivis distincts. Les points ne sont validés qu’après le contrôle du résultat terminal : si l’action initiale élimine à elle seule tous les joueurs encore en jeu, elle ne rapporte aucun point ni bonus ; dans une chaîne B qui élimine tout le monde, les points acquis avant la dernière élimination restent acquis, mais la dernière ne rapporte rien. Une fin lors d’un rejeu distinct en variante A n’annule pas les points déjà acquis lors des actions précédentes.</w:t>
+        <w:t>Il n’est pas nécessaire de conserver l’identité du responsable une fois l’action initiale et la succession entièrement résolues. Pendant une chaîne de variante B, le joueur à l’origine de l’action reste identifié pour attribuer les éliminations forcées non terminales en mode C. Le score total et le compteur d’éliminations d’adversaires sont distincts. Une égalité terminale de l’action initiale n’accorde aucun point ni bonus pour cette action. En variante B, après chaque élimination forcée, l’ordre de fin de la section 4.4 s’applique ; la succession s’arrête au seuil ou au dernier survivant. Les points d’actions initiales antérieures restent acquis.</w:t>
       </w:r>
     </w:p>
     <w:p>
@@ -979,7 +985,7 @@
     <w:p>
       <w:pPr/>
       <w:r>
-        <w:t>Convention de résolution et de score terminal — L’« action initiale » désigne chaque résolution d’un cadeau accepté, d’un refus suivi d’une pioche ou d’un refus impossible parce que le grand sac est vide (le cadeau est alors accepté de force). Lorsque la variante de contrôle du donneur est activée, sa condition de défaite est vérifiée immédiatement après le retrait du jeton et avant la décision du destinataire, dans tous les modes disposant d’une condition de défaite. Si le donneur est éliminé, la proposition reste en cours et le destinataire peut toujours accepter ou refuser ; le jeton proposé demeure temporaire. Pour un cadeau accepté, l’action initiale comprend les vérifications du destinataire, notamment sa victoire secrète prioritaire si le mode B est actif. Si l’action initiale élimine à elle seule tous les joueurs encore en jeu, la partie se termine par une égalité sans vainqueur et aucun point ni bonus n’est attribué pour cette action, même si les éliminations n’ont pas lieu au même instant. En variante B, les éliminations forcées de successeurs sans jeton qui suivent l’action initiale forment une chaîne distincte : les points acquis avant la dernière élimination sont conservés, mais la dernière n’accorde ni point ni bonus de manche. Une fin lors d’un rejeu distinct en variante A n’annule pas les points déjà acquis lors des actions précédentes. Après chaque élimination forcée en variante B, vérifier dans cet ordre : égalité si aucun joueur ne reste ; en mode C, fin de manche si un compteur atteint le seuil ; puis, s’il reste un seul joueur, appliquer la fin propre au mode — fin de partie en A/B, victoire de manche et bonus au dernier survivant en C — ; sinon, poursuivre la succession. L’égalité terminale prévaut sur le seuil de manche.</w:t>
+        <w:t>Convention de résolution et de score terminal — L’action initiale désigne une résolution de cadeau accepté, de refus suivi d’une pioche ou de refus impossible parce que le grand sac est vide. Si le donneur est éliminé après retrait, la proposition reste en cours. Si l’action initiale élimine tous les joueurs encore en jeu, la partie se termine immédiatement par une égalité sans vainqueur et sans point ni bonus pour cette action. En variante B, après chaque élimination forcée, appliquer dans cet ordre : égalité si aucun joueur ne reste ; en mode C, fin de manche si le seuil est atteint ; puis victoire du dernier survivant selon le mode. La succession continue uniquement s’il reste plusieurs joueurs et qu’aucune fin immédiate ne s’applique. Une chaîne B ne peut donc pas éliminer le dernier survivant. Les points déjà acquis lors d’actions initiales antérieures ne sont pas annulés. Une égalité au score en fin de C1 ou C2 reste distincte d’une égalité terminale.</w:t>
       </w:r>
     </w:p>
     <w:p>
@@ -1035,7 +1041,7 @@
         <w:spacing w:before="0" w:after="0"/>
       </w:pPr>
       <w:r>
-        <w:t>En déroulement normal, si aucune élimination ni victoire immédiate n’a lieu, le destinataire devient actif après le transfert du cadeau ou la pioche après refus. Après chaque action initiale, vérifier d’abord si elle a éliminé tous les joueurs encore en jeu : si oui, la partie se termine par une égalité sans vainqueur et aucun point ni bonus n’est accordé pour cette action. Sinon, valider les points prévus par le mode. En mode Points et manches, si le compteur personnel d’un joueur atteint le seuil d’éliminations, la manche se termine et ce joueur reçoit le bonus, même s’il a été éliminé au cours de cette même résolution ; ce contrôle précède celui du dernier survivant. Si le seuil de manche n’est pas atteint et qu’un seul joueur reste en jeu, appliquer la fin propre au mode : en A, le dernier survivant gagne la partie ; en B, le dernier survivant gagne si aucun objectif individuel n’a déjà mis fin à la partie ; en C, le dernier survivant gagne la manche et reçoit le bonus. Si aucune fin ne s’applique, suivre la variante de succession ; en variante B, répéter ces contrôles après chaque élimination forcée d’un successeur sans jeton. Dans une chaîne B terminale, les points acquis avant la dernière élimination restent acquis, mais cette dernière ne rapporte aucun point ni bonus de manche. Le seuil total de points de C2 n’arrête la partie qu’à la fin de la manche en cours. Le contrôle éventuel de la défaite du donneur après retrait est effectué avant la décision du destinataire ; il n’est pas reporté après la vérification des conditions du destinataire.</w:t>
+        <w:t>En déroulement normal, si aucune élimination ni victoire immédiate n’a lieu, le destinataire devient actif après le transfert du cadeau ou la pioche après refus. Après chaque action initiale, vérifier d’abord si elle a éliminé tous les joueurs encore en jeu : si oui, la partie se termine par une égalité sans vainqueur et aucun point ni bonus n’est accordé pour cette action. Sinon, valider les points prévus, puis vérifier le seuil de manche en mode C avant le dernier survivant. Si aucune fin ne s’applique, suivre la variante de succession. En variante B, refaire les contrôles après chaque élimination forcée ; la succession s’arrête au seuil ou au dernier survivant. Le seuil total de C2 n’arrête la partie qu’à la fin de la manche.</w:t>
       </w:r>
     </w:p>
     <w:p>
@@ -1110,7 +1116,7 @@
         <w:spacing w:after="0" w:before="0"/>
       </w:pPr>
       <w:r>
-        <w:t>7. Une fois les conditions de défaite vérifiées, contrôler d’abord l’exception terminale avant de valider les points et de désigner un joueur actif. Si l’action initiale a éliminé à elle seule tous les joueurs encore en jeu, la partie se termine par une égalité sans vainqueur : aucun point ni bonus n’est accordé pour cette action. Sinon, valider le point normalement attribué à l’élimination du destinataire. En mode Points et manches, si le compteur personnel d’un joueur atteint alors le seuil grâce à une élimination d’adversaire qui lui est attribuée, la manche se termine immédiatement et ce joueur gagne le bonus, même s’il est lui-même éliminé au cours de cette résolution. Si le seuil de manche n’est pas atteint et qu’un seul joueur reste en jeu, appliquer la fin propre au mode : le dernier survivant gagne la partie en A/B, ou gagne la manche et reçoit le bonus en C. Si aucune fin immédiate ne s’applique, déterminer le joueur actif selon la variante choisie. Une chaîne successive en variante B est résolue étape par étape : si elle finit par éliminer tout le monde, les points acquis avant la dernière élimination sont conservés, tandis que la dernière élimination ne rapporte aucun point et aucun bonus de manche. Le seuil de points du mode C2 ne met pas fin à la manche en cours : le tour et, s’il y a lieu, le rejeu immédiat continuent normalement.</w:t>
+        <w:t>7. Une fois les conditions de défaite vérifiées, contrôler l’exception terminale avant de valider les points et de désigner un joueur actif. Si l’action initiale élimine tous les joueurs, la partie se termine par une égalité sans vainqueur : aucun point ni bonus n’est accordé pour cette action. Sinon, valider le point dû pour l’élimination du destinataire, vérifier le seuil de manche, puis appliquer la fin du dernier survivant si le seuil n’est pas atteint. En variante B, après chaque élimination forcée, appliquer la priorité de la section 4.4 ; la chaîne s’arrête dès qu’un seuil ou la victoire du dernier survivant s’applique. Les points acquis lors d’actions initiales antérieures restent acquis. Le seuil de points C2 ne met pas fin à la manche en cours.</w:t>
       </w:r>
     </w:p>
     <w:p>
@@ -1131,7 +1137,7 @@
         <w:spacing w:before="0" w:after="0"/>
       </w:pPr>
       <w:r>
-        <w:t>Dans la variante où l’on vérifie la condition de défaite du donneur après le retrait, il est possible que le donneur soit éliminé par le retrait de son propre jeton et que le destinataire soit éliminé après l’avoir reçu. Si le donneur et le destinataire sont éliminés au cours de la même action initiale, et qu’au moins un autre joueur reste en jeu, la succession reprend au prochain joueur encore en jeu rencontré dans le sens horaire après la place du destinataire, en sautant les joueurs déjà éliminés. Si l’action initiale élimine à elle seule tous les joueurs encore en jeu, la partie se termine par une égalité sans vainqueur et aucun point ni bonus n’est attribué pour cette action. Si, en variante B, des successeurs sont ensuite éliminés successivement jusqu’à ce que tous les joueurs soient éliminés, les points acquis avant la dernière élimination restent acquis ; la dernière élimination ne rapporte aucun point et aucun bonus de manche. Si au moins un joueur reste en jeu, la partie continue selon la variante de succession choisie.</w:t>
+        <w:t>Dans la variante où l’on vérifie la condition de défaite du donneur après retrait, le donneur peut être éliminé avant la décision du destinataire. Si donneur et destinataire sont éliminés au cours de la même action initiale et qu’il reste d’autres joueurs, la variante B reprend après la place du destinataire. Si l’action initiale élimine à elle seule tout le monde, elle se termine par une égalité sans point ni bonus. En variante B, une fois la succession commencée, appliquer après chaque élimination forcée l’ordre de la section 4.4 ; elle s’arrête au seuil ou au dernier survivant.</w:t>
       </w:r>
     </w:p>
     <w:p>
@@ -1140,7 +1146,7 @@
         <w:spacing w:before="0" w:after="0"/>
       </w:pPr>
       <w:r>
-        <w:t>En mode Points et manches, si le donneur et le destinataire sont éliminés au cours de la même action initiale, le donneur reçoit le point lié à l’élimination du destinataire, même s’il est lui-même éliminé. Exception : si l’action initiale élimine à elle seule tous les joueurs encore en jeu, aucun point ni bonus n’est accordé pour cette action terminale. Si l’égalité intervient seulement après une chaîne successive en variante B, les points acquis avant la dernière élimination restent acquis et la dernière élimination ne rapporte aucun point ni bonus de manche. L’auto-élimination du donneur ne rapporte aucun point supplémentaire.</w:t>
+        <w:t>En mode Points et manches, si le donneur et le destinataire sont éliminés lors de la même action initiale, le donneur reçoit normalement le point lié à l’élimination du destinataire, même s’il est lui-même éliminé. Si cette action initiale élimine tout le monde, aucun point ni bonus n’est accordé pour cette action. Une fin ultérieure lors d’une action initiale distincte n’annule pas les points déjà validés. L’auto-élimination ne rapporte aucun point supplémentaire.</w:t>
       </w:r>
     </w:p>
     <w:p>
@@ -1206,7 +1212,7 @@
         <w:spacing w:before="0" w:after="0"/>
       </w:pPr>
       <w:r>
-        <w:t>6. Appliquer une seule fois les contrôles de fin, de score et de succession. Si l’action initiale élimine tous les joueurs, terminer par une égalité sans point ni bonus. Sinon, en mode C, attribuer au donneur le point dû pour l’élimination du destinataire, puis vérifier le seuil de manche et attribuer le bonus s’il est atteint. Si aucun seuil n’arrête la manche et qu’un seul joueur reste, il gagne en A/B ou remporte la manche et le bonus en C. En C2, le seuil total n’est contrôlé qu’en fin de manche. Si aucune fin ne s’applique, le destinataire devient actif sans élimination ; après une élimination, suivre la succession de la section 4.4. En variante B, la dernière élimination d’une chaîne terminale ne rapporte ni point ni bonus, mais les points antérieurs restent acquis. En variante A, le responsable ne rejoue que si la partie continue et qu’il est encore en jeu.</w:t>
+        <w:t>6. Appliquer une seule fois les contrôles de fin, de score et de succession. Si l’action initiale élimine tous les joueurs, terminer par une égalité sans point ni bonus pour cette action. Sinon, en mode C, attribuer le point dû puis vérifier le seuil de manche et le dernier survivant dans cet ordre. En variante B, suivre la priorité de la section 4.4 après chaque élimination forcée ; la succession ne continue que si plusieurs joueurs restent et qu’aucune fin immédiate ne s’applique. En C2, le seuil total n’est contrôlé qu’en fin de manche. En variante A, le responsable ne rejoue que si la partie continue et qu’il est encore en jeu.</w:t>
       </w:r>
     </w:p>
     <w:p>
@@ -1263,7 +1269,7 @@
         <w:spacing w:after="0" w:before="0"/>
       </w:pPr>
       <w:r>
-        <w:t>Variante B — Successeur horaire : cette variante remplace l’activation normale du destinataire lorsqu’une élimination a lieu. Si le donneur s’auto-élimine après retrait et que le destinataire survit, le destinataire devient actif. Sinon, si plusieurs joueurs sont éliminés au cours de l’action initiale, la succession recherche le prochain joueur encore en jeu dans le sens horaire après la place du destinataire ; dans les autres cas, elle part de la place du joueur éliminé. Dans tous les cas, les joueurs déjà éliminés sont sautés. Après le contrôle des fins immédiates, si le successeur vivant désigné possède un petit sac vide, il est éliminé, révèle toute sa carte et la succession reprend dans le sens horaire à partir de sa place. Si le successeur possède des jetons, il devient actif et joue normalement. Après chaque élimination forcée, vérifier d’abord si aucun joueur ne reste : dans ce cas, terminer par une égalité sans attribuer de point ni de bonus pour cette dernière élimination ; les points attribués auparavant restent acquis. Sinon, en mode Points et manches, attribuer le point lié à l’élimination forcée s’il s’applique, puis vérifier si le seuil de manche est atteint ; si oui, la manche s’arrête. Si le seuil n’est pas atteint et qu’un seul joueur reste, appliquer la fin propre au mode : fin de partie en A/B, victoire de manche et bonus au dernier survivant en C. Si aucune fin ne s’applique, poursuivre la succession. En mode Points et manches, chaque élimination forcée d’un adversaire est attribuée au joueur dont l’action initiale a déclenché la succession et fait progresser son score et son compteur, même si ce joueur est lui-même éliminé pendant la chaîne. Cependant, la dernière élimination forcée qui élimine le dernier joueur ne rapporte aucun point ni bonus ; les points acquis lors des éliminations antérieures restent acquis et la partie se termine sans vainqueur. L’auto-élimination du joueur à l’origine de la succession ne rapporte jamais de point supplémentaire. Si l’action initiale ne provoque ni élimination ni victoire immédiate, le destinataire devient actif comme en déroulement normal.</w:t>
+        <w:t>Variante B — Successeur horaire : cette variante active le prochain joueur vivant dans le sens horaire après une élimination. Si le donneur s’auto-élimine après retrait et que le destinataire survit, celui-ci devient actif ; si plusieurs joueurs sont éliminés lors de l’action initiale, chercher après la place du destinataire. Les joueurs éliminés sont sautés. Un successeur vivant au sac vide est éliminé et la succession reprend depuis sa place. Après chaque élimination forcée, appliquer la priorité suivante : égalité si aucun joueur ne reste ; en mode C, fin de manche si le seuil est atteint ; puis victoire du dernier survivant selon le mode. La succession continue uniquement s’il reste plusieurs joueurs et qu’aucune fin ne s’applique. En mode C, chaque élimination forcée non terminale d’un adversaire est attribuée au joueur à l’origine de la succession, même s’il est éliminé. L’auto-élimination ne rapporte aucun point supplémentaire. Le dernier survivant ne peut pas être éliminé par la poursuite de cette chaîne.</w:t>
       </w:r>
     </w:p>
     <w:p>
@@ -1484,7 +1490,7 @@
         <w:spacing w:after="0" w:before="0"/>
       </w:pPr>
       <w:r>
-        <w:t>En mode Points et manches, le compteur de manche mesure les éliminations d’adversaires attribuées au joueur et donnant lieu à un point, pas le nombre de fois où ce joueur est lui-même éliminé. Le joueur conserve le point et la progression de son compteur pour l’élimination d’un adversaire même s’il est lui-même éliminé au cours de la même action. Son auto-élimination ne rapporte pas de point supplémentaire. Une élimination causée par la propre pioche de rejeu du joueur n’étant attribuée à aucun autre joueur, elle n’accorde aucun point ni progression de compteur. Si l’action initiale élimine à elle seule tous les joueurs encore en jeu, aucun point ni bonus de manche n’est attribué pour cette action terminale. En revanche, si une chaîne d’éliminations successives en variante B se termine par l’élimination du dernier joueur, les points acquis lors des éliminations antérieures de cette chaîne sont conservés ; aucun point n’est attribué pour la dernière élimination et aucun bonus de manche n’est accordé. Dans les deux cas, la partie se termine par une égalité sans vainqueur.</w:t>
+        <w:t>En mode Points et manches, le compteur de manche mesure les éliminations d’adversaires attribuées au joueur et donnant lieu à un point, et non ses propres éliminations subies. Le point et le compteur progressent même si le responsable est éliminé dans la même action. L’auto-élimination et l’élimination causée par sa propre pioche de rejeu ne rapportent aucun point. Si l’action initiale élimine tous les joueurs, elle se termine par une égalité sans point ni bonus pour cette action. Après chaque élimination forcée en variante B, la succession s’arrête au seuil de manche ou à la victoire du dernier survivant, selon l’ordre de la section 4.4.</w:t>
       </w:r>
     </w:p>
     <w:p>
@@ -1684,7 +1690,7 @@
         <w:spacing w:after="0" w:before="0"/>
       </w:pPr>
       <w:r>
-        <w:t>Chaque élimination d’un adversaire attribuée à un autre joueur rapporte un point, même si ce joueur est lui-même éliminé dans la même action. Aucun point supplémentaire n’est accordé pour l’auto-élimination du donneur après retrait ; une élimination causée par la propre pioche de rejeu n’est attribuée à aucun autre joueur. Si l’action initiale élimine à elle seule tous les joueurs encore en jeu, aucun point n’est attribué pour cette action terminale. Si une chaîne en variante B élimine ensuite tous les joueurs, les points acquis avant la dernière élimination restent acquis ; la dernière élimination ne rapporte aucun point ni bonus de manche. Dans les deux cas, la partie se termine par une égalité sans vainqueur.</w:t>
+        <w:t>Chaque élimination d’un adversaire attribuée à un autre joueur rapporte un point, même si ce joueur est lui-même éliminé dans la même action. Aucun point supplémentaire n’est accordé pour l’auto-élimination du donneur après retrait ; une élimination causée par la propre pioche de rejeu n’est attribuée à aucun autre joueur. Si l’action initiale élimine à elle seule tous les joueurs encore en jeu, aucun point n’est attribué pour cette action terminale. La succession en variante B s’arrête au seuil de manche ou dès qu’il ne reste qu’un joueur ; ce dernier gagne selon le mode. Seule l’action initiale qui élimine tous les joueurs encore en jeu produit une égalité terminale sans point pour cette action.</w:t>
       </w:r>
     </w:p>
     <w:p>
@@ -1694,7 +1700,7 @@
         <w:spacing w:after="0" w:before="0"/>
       </w:pPr>
       <w:r>
-        <w:t>Le compteur de manche augmente pour chaque élimination d’un adversaire attribuée au joueur et rapportant un point ; il est distinct du score total et du nombre de fois où ce joueur est lui-même éliminé. Le point et la progression du compteur sont conservés même si le responsable est éliminé dans la même action. L’auto-élimination et l’élimination causée par sa propre pioche de rejeu n’accordent aucun point ni progression de compteur. Une action initiale qui élimine à elle seule tous les joueurs encore en jeu ne rapporte aucun point ni bonus. En variante B, si une chaîne élimine tout le monde, les points acquis avant la dernière élimination sont conservés, mais cette dernière ne rapporte rien et aucun bonus de manche n’est accordé.</w:t>
+        <w:t>Le compteur de manche augmente pour chaque élimination d’un adversaire attribuée au joueur et rapportant un point. Le point et le compteur sont conservés même si le responsable est éliminé dans la même action. L’auto-élimination et la propre pioche de rejeu ne donnent aucun point. Si l’action initiale élimine tout le monde, elle se termine par une égalité sans point ni bonus pour cette action. En variante B, après chaque élimination forcée, vérifier l’égalité si personne ne reste, puis le seuil de manche, puis le dernier survivant. La succession s’arrête dès qu’une fin s’applique ; les points des actions initiales antérieures restent acquis.</w:t>
       </w:r>
     </w:p>
     <w:p>
@@ -1704,7 +1710,7 @@
         <w:spacing w:after="0" w:before="0"/>
       </w:pPr>
       <w:r>
-        <w:t>Le seuil de manche porte sur le compteur personnel des éliminations d’adversaires attribuées à chaque joueur, et non sur le nombre de fois où ce joueur est lui-même éliminé. Le premier joueur dont le compteur atteint le seuil gagne la manche et reçoit un point bonus, même s’il est éliminé au cours de cette même résolution, sauf si une égalité terminale prévaut. Après chaque élimination forcée en variante B, si personne ne reste en jeu, la partie se termine d’abord par une égalité sans vainqueur ; sinon, si un compteur atteint le seuil, la manche prend fin avant la poursuite de la chaîne ; sinon, si un seul joueur reste, ce dernier gagne la manche et reçoit le bonus ; sinon, continuer la succession. Une auto-élimination et une élimination par sa propre pioche de rejeu ne font pas progresser le compteur. Si l’action initiale élimine à elle seule tous les joueurs encore en jeu, aucun point ni bonus n’est attribué pour cette action terminale. Si une chaîne successive en variante B se termine par l’élimination du dernier joueur, les points acquis avant cette dernière élimination restent acquis, mais cette dernière n’accorde ni point ni bonus de manche ; l’égalité sans vainqueur prévaut.</w:t>
+        <w:t>Le seuil de manche porte sur le compteur personnel des éliminations d’adversaires attribuées à chaque joueur, et non sur le nombre de fois où ce joueur est lui-même éliminé. Le premier joueur dont le compteur atteint le seuil gagne la manche et reçoit un point bonus, même s’il est éliminé au cours de cette même résolution, sauf si une égalité terminale prévaut. Après chaque élimination forcée en variante B, si personne ne reste en jeu, la partie se termine d’abord par une égalité sans vainqueur ; sinon, si un compteur atteint le seuil, la manche prend fin avant la poursuite de la chaîne ; sinon, si un seul joueur reste, ce dernier gagne la manche et reçoit le bonus ; sinon, continuer la succession. Une auto-élimination et une élimination par sa propre pioche de rejeu ne font pas progresser le compteur. Si l’action initiale élimine à elle seule tous les joueurs encore en jeu, aucun point ni bonus n’est attribué pour cette action terminale. Après chaque élimination forcée en variante B, appliquer l’ordre de la section 4.4 : égalité si personne ne reste, seuil de manche, puis victoire du dernier survivant. La chaîne ne peut pas continuer après cette victoire.</w:t>
       </w:r>
     </w:p>
     <w:p>
@@ -2468,7 +2474,7 @@
         <w:spacing w:after="0" w:before="0"/>
       </w:pPr>
       <w:r>
-        <w:t>Un joueur ne peut être éliminé qu’une seule fois au cours d’une même manche. Dès son élimination, il révèle toute sa carte secrète et remet au grand sac tous les jetons qui restent dans son petit sac. En mode Points et manches, son statut d’élimination subie est distinct du compteur des éliminations d’adversaires qu’il provoque : ce dernier augmente lorsqu’une élimination lui est attribuée et rapporte un point, même si le joueur est lui-même éliminé lors de la même action. Une auto-élimination ou une élimination par sa propre pioche de rejeu ne rapporte pas de point supplémentaire. Si l’action initiale élimine à elle seule tous les joueurs encore en jeu, aucun point ni bonus de manche n’est attribué pour cette action. Si tous les joueurs sont éliminés successivement au terme d’une chaîne en variante B, les points acquis avant la dernière élimination sont conservés ; la dernière élimination ne rapporte aucun point et aucun bonus de manche n’est accordé. Dans les deux cas, la partie se termine par une égalité sans vainqueur.</w:t>
+        <w:t>Un joueur ne peut être éliminé qu’une seule fois au cours d’une manche. À son élimination, il révèle sa carte et remet ses jetons restants au grand sac. En mode C, une élimination d’adversaire attribuée rapporte un point même si le responsable est éliminé dans la même action ; l’auto-élimination et la propre pioche de rejeu ne rapportent rien. Si l’action initiale élimine tous les joueurs, elle se termine par une égalité sans point ni bonus pour cette action. En variante B, la chaîne s’arrête au seuil ou au dernier survivant ; elle ne peut pas éliminer ce dernier.</w:t>
       </w:r>
     </w:p>
     <w:p>
@@ -2508,7 +2514,7 @@
         <w:spacing w:before="0" w:after="0"/>
       </w:pPr>
       <w:r>
-        <w:t>Variante B — successeur sans jeton : après une élimination, si le prochain joueur vivant désigné dans le sens horaire possède un petit sac vide, il est éliminé, révèle toute sa carte et remet au grand sac les éventuels jetons encore présents ; la succession reprend depuis sa place. Après chaque élimination forcée, vérifier d’abord si aucun joueur ne reste : égalité sans vainqueur, sans point ni bonus pour cette dernière élimination, mais avec conservation des points antérieurs. Sinon, en mode Points et manches, si le seuil d’éliminations est atteint, la manche prend fin ; si le seuil n’est pas atteint et qu’un seul joueur reste, ce dernier gagne la manche et reçoit le bonus ; sinon, poursuivre la succession ou faire jouer le prochain successeur s’il possède des jetons. En mode Points et manches, chaque élimination forcée d’un adversaire de cette succession est attribuée au joueur dont l’action initiale l’a déclenchée et rapporte un point, même si ce joueur a déjà été éliminé au cours de la chaîne ; seule la dernière élimination qui met fin à la partie n’en rapporte pas.</w:t>
+        <w:t>Variante B — successeur sans jeton : si le prochain joueur vivant désigné dans le sens horaire a un sac vide, il est éliminé, révèle sa carte et la succession reprend depuis sa place. Après chaque élimination forcée, vérifier l’égalité à zéro joueur, puis le seuil de manche en C, puis le dernier survivant. Dans ce dernier cas, appliquer la fin du mode et arrêter la succession ; sinon, continuer vers le prochain joueur vivant. En mode C, une élimination forcée non terminale d’un adversaire est attribuée au joueur à l’origine de la succession, même s’il est éliminé. L’action initiale qui élimine tout le monde reste un cas distinct d’égalité sans point ni bonus.</w:t>
       </w:r>
     </w:p>
     <w:p>
@@ -2528,7 +2534,7 @@
         <w:spacing w:after="0" w:before="0"/>
       </w:pPr>
       <w:r>
-        <w:t>En mode C2, atteindre le seuil de points en cours de manche ne termine pas la partie avant la fin de cette manche. À la fin d’une manche, si le seuil a été atteint pendant celle-ci ou grâce au bonus, le classement final est calculé sur les points totaux ; si le seuil n’est pas atteint, une nouvelle manche complète commence. Une égalité terminale causée par l’action initiale ou par une chaîne successive en variante B qui élimine tout le monde termine toutefois la partie sans vainqueur, quels que soient les scores. Dans une chaîne B, les points antérieurs à la dernière élimination sont conservés, mais la dernière ne rapporte ni point ni bonus de manche.</w:t>
+        <w:t>En mode C2, atteindre le seuil de points en cours de manche ne termine pas la partie avant la fin de cette manche. À la fin d’une manche, le classement porte sur les points totaux ; si le seuil n’est pas atteint, une nouvelle manche commence. Une égalité terminale causée par l’action initiale termine toutefois la partie sans vainqueur, quels que soient les scores. Une égalité au score en fin de C1 ou C2 est distincte de cette égalité terminale.</w:t>
       </w:r>
     </w:p>
     <w:p>
@@ -2808,7 +2814,7 @@
           </w:tcPr>
           <w:p>
             <w:r>
-              <w:t>Établi : l’auto-élimination ne rapporte aucun point pour la propre élimination du donneur. Si le donneur élimine aussi le destinataire au cours de l’action initiale, le point lié à l’élimination du destinataire est attribué, sauf si cette action initiale élimine à elle seule tous les joueurs encore en jeu. Si l’égalité terminale survient seulement au terme d’une chaîne successive en variante B, les points antérieurs à la dernière élimination restent acquis ; la dernière élimination ne rapporte aucun point ni bonus.</w:t>
+              <w:t>Établi : l’auto-élimination ne rapporte aucun point. Si le donneur élimine aussi le destinataire lors de l’action initiale, le point du destinataire est attribué sauf si cette action élimine tout le monde. Une égalité terminale ultérieure ne retire pas les points d’actions initiales déjà achevées.</w:t>
             </w:r>
           </w:p>
         </w:tc>
@@ -2833,7 +2839,7 @@
           </w:tcPr>
           <w:p>
             <w:r>
-              <w:t>Établi : si le donneur et le destinataire sont tous deux éliminés lors de l’action initiale et qu’il reste des joueurs en jeu, reprendre au prochain joueur encore en jeu rencontré dans le sens horaire après la place du destinataire, en sautant les éliminés. En mode Points et manches, le donneur reçoit le point lié à l’élimination du destinataire même s’il est lui-même éliminé pendant l’action initiale, sauf si cette action initiale élimine à elle seule tous les joueurs encore en jeu. Si la partie ne se termine qu’au terme d’une chaîne successive en variante B, les points des éliminations antérieures à la dernière sont conservés ; la dernière élimination ne rapporte aucun point ni bonus de manche. L’auto-élimination du donneur ne rapporte pas de point supplémentaire.</w:t>
+              <w:t>Établi : si le donneur et le destinataire sont tous deux éliminés lors de l’action initiale et qu’il reste des joueurs en jeu, reprendre au prochain joueur encore en jeu rencontré dans le sens horaire après la place du destinataire, en sautant les éliminés. En mode Points et manches, le donneur reçoit le point lié à l’élimination du destinataire même s’il est lui-même éliminé pendant l’action initiale, sauf si cette action initiale élimine à elle seule tous les joueurs encore en jeu. La succession B s’arrête au seuil de manche ou à la victoire du dernier survivant ; les points des actions initiales déjà achevées restent acquis. L’auto-élimination du donneur ne rapporte pas de point supplémentaire.</w:t>
             </w:r>
           </w:p>
         </w:tc>
@@ -2858,7 +2864,7 @@
           </w:tcPr>
           <w:p>
             <w:r>
-              <w:t>Établi : si aucun joueur ne reste en jeu à la fin de l’action initiale ou d’une chaîne de succession forcée, la partie se termine par une égalité sans vainqueur dans tous les modes, y compris C1 et C2 ; les scores antérieurs ne désignent pas de vainqueur. Si l’action initiale élimine à elle seule tous les joueurs encore en jeu, aucun point ni bonus n’est accordé pour cette action. Si, en variante B, tous les joueurs sont éliminés successivement au terme d’une chaîne, les points acquis avant la dernière élimination restent acquis ; la dernière élimination ne rapporte aucun point et aucun bonus de manche. Une élimination ultérieure lors d’un rejeu immédiat distinct n’annule pas rétroactivement les points acquis lors de l’action initiale.</w:t>
+              <w:t>Établi : l’action initiale qui élimine tous les joueurs se termine par une égalité sans vainqueur en A, B et C, sans point ni bonus pour cette action. En succession B, après chaque élimination forcée, vérifier zéro survivant, puis le seuil C, puis le dernier survivant ; la chaîne s’arrête dès qu’une fin s’applique. Une égalité au score en fin de C1/C2 est distincte.</w:t>
             </w:r>
           </w:p>
         </w:tc>
@@ -2885,7 +2891,7 @@
           </w:tcPr>
           <w:p>
             <w:r>
-              <w:t>Établi : le dernier survivant gagne la manche et reçoit le point bonus, sauf si une égalité terminale s’applique. Si le seuil du compteur d’éliminations d’adversaires attribuées est atteint avant cela, la manche s’arrête ; le joueur qui atteint le seuil peut gagner même s’il est éliminé au cours de cette même résolution, sauf si l’action initiale élimine à elle seule tous les joueurs. Si la partie se termine au terme d’une chaîne successive en variante B, les points acquis avant la dernière élimination sont conservés, mais cette dernière ne rapporte aucun point ni bonus de manche ; l’égalité sans vainqueur prévaut.</w:t>
+              <w:t>Établi : le dernier survivant gagne selon le mode si le seuil C n’a pas été atteint. En variante B, la succession s’arrête à cette fin et ne peut pas éliminer le dernier survivant. Les points d’actions initiales précédentes restent acquis.</w:t>
             </w:r>
           </w:p>
         </w:tc>
@@ -3014,7 +3020,7 @@
           </w:tcPr>
           <w:p>
             <w:r>
-              <w:t>À tester : après une élimination, le prochain joueur vivant dans le sens horaire joue, avec les exceptions de la section 4.4. Si le donneur s’auto-élimine après retrait et que le destinataire survit, le destinataire devient actif ; si plusieurs joueurs sont éliminés au cours de l’action initiale, la succession reprend au prochain joueur encore en jeu rencontré dans le sens horaire après la place du destinataire. Si la succession désigne un joueur au petit sac vide, il est éliminé, révèle toute sa carte et la succession reprend depuis sa place. En mode Points et manches, chaque élimination forcée est attribuée au joueur à l’origine de la succession ; en cas de chaîne terminale, les points antérieurs à la dernière élimination restent acquis, tandis que la dernière n’accorde aucun point ni bonus. Voir § 4.4.</w:t>
+              <w:t>À tester/configurer : le prochain joueur vivant joue dans le sens horaire, en sautant les joueurs éliminés. Un successeur au sac vide est éliminé et la chaîne repart de sa place. Après chaque élimination forcée, vérifier égalité à zéro joueur, seuil C, puis dernier survivant. La succession ne continue que s’il reste plusieurs joueurs et qu’aucune fin immédiate ne s’applique.</w:t>
             </w:r>
           </w:p>
         </w:tc>
@@ -3220,7 +3226,7 @@
           </w:tcPr>
           <w:p>
             <w:r>
-              <w:t>Décision établie : si la succession en variante B désigne un joueur encore en jeu dont le petit sac est vide, il est éliminé, révèle toute sa carte et la succession reprend depuis sa place, dans le sens horaire. En mode Points et manches, chaque élimination forcée non terminale d’un adversaire au cours de cette succession est attribuée au joueur dont l’action initiale l’a déclenchée et rapporte un point, même si ce joueur est éliminé dans la même chaîne. Son auto-élimination ne rapporte pas de point supplémentaire. Si l’action initiale élimine à elle seule tous les joueurs encore en jeu, aucun point ni bonus n’est attribué pour cette action ; si une chaîne successive les élimine tous, les points antérieurs à la dernière élimination restent acquis, tandis que la dernière élimination ne rapporte aucun point ni bonus. En déroulement normal, le destinataire actif vient de recevoir un jeton et ne peut pas avoir un sac vide.</w:t>
+              <w:t>Décision établie : le successeur vivant au sac vide est éliminé et la succession reprend depuis sa place. Après cette élimination, vérifier l’égalité à zéro joueur, le seuil C, puis le dernier survivant. La chaîne s’arrête au seuil ou à la victoire du dernier survivant ; elle ne peut pas éliminer ce dernier. Les points acquis lors d’actions initiales antérieures restent acquis.</w:t>
             </w:r>
           </w:p>
         </w:tc>
@@ -3329,7 +3335,7 @@
           </w:tcPr>
           <w:p>
             <w:r>
-              <w:t>Points acquis avant une égalité terminale en chaîne — variante B</w:t>
+              <w:t>Clarification de la succession B et conservation des points</w:t>
             </w:r>
           </w:p>
         </w:tc>
@@ -3339,7 +3345,7 @@
           </w:tcPr>
           <w:p>
             <w:r>
-              <w:t>Établi : dans une chaîne successive en variante B qui élimine tout le monde, les points attribués avant la dernière élimination sont conservés ; la dernière ne rapporte ni point ni bonus. Si l’action initiale élimine à elle seule tous les joueurs encore en jeu, aucun point ni bonus n’est attribué pour cette action terminale.</w:t>
+              <w:t>Décision Version 67 — La priorité détaillée de la section 4.4 fait foi : en variante B, après une élimination forcée, vérifier zéro survivant, seuil C, puis dernier survivant. La succession s’arrête au seuil ou à la victoire du dernier survivant ; une égalité terminale de chaîne après des points intermédiaires n’est pas jouable. L’action initiale qui élimine tout le monde reste une égalité sans point ni bonus pour cette action.</w:t>
             </w:r>
           </w:p>
         </w:tc>
@@ -3811,7 +3817,7 @@
         <w:spacing w:before="0" w:after="0"/>
       </w:pPr>
       <w:r>
-        <w:t>14. Contrôle de cohérence croisée — version 66</w:t>
+        <w:t>14. Contrôle de cohérence croisée — version 67</w:t>
       </w:r>
     </w:p>
     <w:p>
@@ -3821,8 +3827,9 @@
       </w:pPr>
       <w:r>
         <w:rPr/>
-        <w:t>Portée du contrôle — La version 66 a été comparée aux règles communes, aux modes A/B/C, aux sous-modes C1/C2, aux variantes, aux cas de contrôle, au registre et aux décisions historiques disponibles. Elle intègre la règle validée du successeur sans jeton en variante A : pioche secrète par défaut si le grand sac contient un jeton ; sinon élimination sans pioche ; après pioche, contrôle des conditions applicables. Elle précise également le refus après élimination du donneur : le jeton proposé rejoint sans révélation le sac commun avant la pioche aléatoire du destinataire dans le sac ainsi augmenté. L’option de révélation à tous reste à tester pour les tirages concernés. La révélation complète après victoire ou élimination, l’annonce facultative et potentiellement mensongère, ainsi que le traitement spécifique des égalités terminales sont maintenus.</w:t>
+        <w:t>Portée du contrôle — La version 67 consolide les règles communes, les modes, variantes, cas de contrôle et décisions. Elle maintient les règles du successeur sans jeton en variante A et du refus après élimination du donneur. La clarification de succession B est la suivante : après chaque élimination forcée, vérifier l’égalité si aucun joueur ne reste, puis le seuil de manche en C, puis la victoire du dernier survivant. La chaîne continue uniquement si plusieurs joueurs restent et qu’aucune fin immédiate ne s’applique. Elle ne peut pas éliminer le dernier survivant. L’égalité terminale résultant de l’action initiale reste possible et ne rapporte aucun point ni bonus pour cette action ; elle est distincte d’une égalité au score de C1/C2.</w:t>
       </w:r>
+      <w:r/>
     </w:p>
     <w:p>
       <w:pPr>
@@ -3839,7 +3846,7 @@
         <w:spacing w:before="0" w:after="0"/>
       </w:pPr>
       <w:r>
-        <w:t>Points — En mode Points et manches, le point lié à l’élimination d’un adversaire est conservé même si le responsable est éliminé ; aucune attribution pour l’auto-élimination ou sa propre pioche de rejeu. Si l’action initiale élimine tout le monde, cette action n’accorde ni point ni bonus. Si une chaîne B élimine tout le monde, les points acquis avant la dernière élimination restent acquis, mais la dernière ne rapporte rien. Le seuil total de C2 est contrôlé en fin de manche ; C1 prévoit trois manches puis une manche supplémentaire en cas d’égalité en tête.</w:t>
+        <w:t>Points — En mode Points et manches, le point lié à une élimination d’adversaire est conservé même si le responsable est éliminé ; aucune attribution n’est faite pour l’auto-élimination ou sa propre pioche de rejeu. Si l’action initiale élimine tout le monde, elle n’accorde ni point ni bonus. La succession B s’arrête au seuil de manche ou à la victoire du dernier survivant, selon la section 4.4. Les points acquis lors d’actions initiales précédentes restent acquis. C2 vérifie son seuil en fin de manche ; C1 prévoit trois manches puis une manche supplémentaire en cas d’égalité en tête.</w:t>
       </w:r>
     </w:p>
     <w:p>
@@ -3870,7 +3877,7 @@
         <w:spacing w:before="0" w:after="0"/>
       </w:pPr>
       <w:r>
-        <w:t>Ce document rassemble les règles communes, les trois modes, les variantes, les décisions de succession, les règles de score et le plan de test. Il distingue les règles établies des variantes et paramètres encore ouverts. La version 66 intègre les décisions confirmées sur la révélation intégrale de la carte secrète après victoire ou défaite, la liberté du donneur de mentir ou de ne rien annoncer, la pioche de rejeu secrète par défaut en variante A, la nouvelle règle validée pour le successeur au petit sac vide en variante A et la conservation des points antérieurs à la dernière élimination d’une chaîne en variante B. Elle définit l’action initiale terminale séparément de la chaîne de succession et précise les contrôles à effectuer après les éliminations et les pioches de succession. Les paramètres de conception de la section 12 restent à équilibrer, puis à vérifier par des simulations et des parties réelles.</w:t>
+        <w:t>Ce document rassemble les règles communes, les trois modes, les variantes, les décisions de succession, les règles de score et le plan de test. Il distingue les règles établies des variantes et paramètres encore ouverts. La version 67 clarifie les décisions confirmées sur la révélation intégrale de la carte secrète après victoire ou défaite, la liberté du donneur de mentir ou de ne rien annoncer, la pioche de rejeu secrète par défaut en variante A, la nouvelle règle validée pour le successeur au petit sac vide en variante A et la priorité des fins de succession B précisée en version 67. Elle définit l’action initiale terminale séparément de la chaîne de succession et précise les contrôles à effectuer après les éliminations et les pioches de succession. Les paramètres de conception de la section 12 restent à équilibrer, puis à vérifier par des simulations et des parties réelles.</w:t>
       </w:r>
     </w:p>
     <w:sectPr>
@@ -3897,7 +3904,7 @@
       <w:jc w:val="center"/>
     </w:pPr>
     <w:r>
-      <w:t>Document de référence — version 66</w:t>
+      <w:t>Document de référence — version 67</w:t>
     </w:r>
   </w:p>
 </w:ftr>
